--- a/docs/CampusBudget_SRS.docx
+++ b/docs/CampusBudget_SRS.docx
@@ -161,7 +161,6 @@
         <w:t xml:space="preserve">P R </w:t>
       </w:r>
       <w:proofErr w:type="spellStart"/>
-      <w:proofErr w:type="gramStart"/>
       <w:r>
         <w:rPr>
           <w:rFonts w:ascii="Roboto Condensed" w:hAnsi="Roboto Condensed"/>
@@ -171,23 +170,6 @@
         <w:t>Raneesh</w:t>
       </w:r>
       <w:proofErr w:type="spellEnd"/>
-      <w:r>
-        <w:rPr>
-          <w:rFonts w:ascii="Roboto Condensed" w:hAnsi="Roboto Condensed"/>
-          <w:b/>
-          <w:sz w:val="26"/>
-        </w:rPr>
-        <w:t>(</w:t>
-      </w:r>
-      <w:proofErr w:type="gramEnd"/>
-      <w:r>
-        <w:rPr>
-          <w:rFonts w:ascii="Roboto Condensed" w:hAnsi="Roboto Condensed"/>
-          <w:b/>
-          <w:sz w:val="26"/>
-        </w:rPr>
-        <w:t>Full Stack Web Development Intern)</w:t>
-      </w:r>
     </w:p>
     <w:p>
       <w:pPr>
@@ -7370,6 +7352,7 @@
   <w:style w:type="character" w:default="1" w:styleId="DefaultParagraphFont">
     <w:name w:val="Default Paragraph Font"/>
     <w:uiPriority w:val="1"/>
+    <w:semiHidden/>
     <w:unhideWhenUsed/>
   </w:style>
   <w:style w:type="table" w:default="1" w:styleId="TableNormal">

--- a/docs/CampusBudget_SRS.docx
+++ b/docs/CampusBudget_SRS.docx
@@ -5895,7 +5895,7 @@
                 <w:color w:val="222222"/>
                 <w:sz w:val="18"/>
               </w:rPr>
-              <w:t>PASSED locally; live pending</w:t>
+              <w:t>PASSED API + live registration</w:t>
             </w:r>
           </w:p>
         </w:tc>
@@ -6000,7 +6000,7 @@
                 <w:color w:val="222222"/>
                 <w:sz w:val="18"/>
               </w:rPr>
-              <w:t>PASSED API; browser partly checked</w:t>
+              <w:t>PASSED API + live CRUD</w:t>
             </w:r>
           </w:p>
         </w:tc>
@@ -6105,7 +6105,7 @@
                 <w:color w:val="222222"/>
                 <w:sz w:val="18"/>
               </w:rPr>
-              <w:t>PASSED API; browser pending</w:t>
+              <w:t>PASSED API + live search</w:t>
             </w:r>
           </w:p>
         </w:tc>
@@ -6210,7 +6210,7 @@
                 <w:color w:val="222222"/>
                 <w:sz w:val="18"/>
               </w:rPr>
-              <w:t>PASSED locally; live pending</w:t>
+              <w:t>PASSED API + live budget</w:t>
             </w:r>
           </w:p>
         </w:tc>
@@ -6315,7 +6315,7 @@
                 <w:color w:val="222222"/>
                 <w:sz w:val="18"/>
               </w:rPr>
-              <w:t>PASSED API</w:t>
+              <w:t>PASSED API checks</w:t>
             </w:r>
           </w:p>
         </w:tc>
@@ -6420,7 +6420,7 @@
                 <w:color w:val="222222"/>
                 <w:sz w:val="18"/>
               </w:rPr>
-              <w:t>PARTLY CHECKED</w:t>
+              <w:t>LIVE CORE PASS; mobile pending</w:t>
             </w:r>
           </w:p>
         </w:tc>
@@ -6525,7 +6525,7 @@
                 <w:color w:val="222222"/>
                 <w:sz w:val="18"/>
               </w:rPr>
-              <w:t>LOCAL CHECKS PASS; hosting pending</w:t>
+              <w:t>LIVE HOST PASS; mobile pending</w:t>
             </w:r>
           </w:p>
         </w:tc>
